--- a/coded/cpat_documentation/equations/Equations_codes.docx
+++ b/coded/cpat_documentation/equations/Equations_codes.docx
@@ -103,16 +103,6 @@
         <w:pStyle w:val="FirstParagraph"/>
       </w:pPr>
       <w:r>
-        <w:rPr>
-          <w:bCs/>
-          <w:b/>
-        </w:rPr>
-        <w:t xml:space="preserve">Status: first draft.</w:t>
-      </w:r>
-      <w:r>
-        <w:t xml:space="preserve"> </w:t>
-      </w:r>
-      <w:r>
         <w:t xml:space="preserve">This is the parallel version of</w:t>
       </w:r>
       <w:r>
@@ -513,7 +503,7 @@
         <w:t xml:space="preserve"> </w:t>
       </w:r>
       <w:r>
-        <w:t xml:space="preserve">is not yet confirmed in the codes map; the appendix lists them.</w:t>
+        <w:t xml:space="preserve">is a parameter or a data-step value (computed from the data before the model rows), not an output row of the codes map.</w:t>
       </w:r>
     </w:p>
     <w:bookmarkEnd w:id="20"/>
@@ -15776,7 +15766,7 @@
           <m:jc m:val="center"/>
         </m:oMathParaPr>
         <m:oMath>
-          <m:sSubSup>
+          <m:sSub>
             <m:e>
               <m:r>
                 <m:rPr>
@@ -15797,21 +15787,21 @@
                   <m:sty m:val="p"/>
                   <m:scr m:val="monospace"/>
                 </m:rPr>
-                <m:t>o</m:t>
-              </m:r>
-              <m:r>
-                <m:rPr>
-                  <m:sty m:val="p"/>
-                  <m:scr m:val="monospace"/>
-                </m:rPr>
-                <m:t>w</m:t>
-              </m:r>
-              <m:r>
-                <m:rPr>
-                  <m:sty m:val="p"/>
-                  <m:scr m:val="monospace"/>
-                </m:rPr>
-                <m:t>n</m:t>
+                <m:t>j</m:t>
+              </m:r>
+              <m:r>
+                <m:rPr>
+                  <m:sty m:val="p"/>
+                  <m:scr m:val="monospace"/>
+                </m:rPr>
+                <m:t>h</m:t>
+              </m:r>
+              <m:r>
+                <m:rPr>
+                  <m:sty m:val="p"/>
+                  <m:scr m:val="monospace"/>
+                </m:rPr>
+                <m:t>p</m:t>
               </m:r>
             </m:e>
             <m:sub>
@@ -15819,159 +15809,50 @@
                 <m:t>t</m:t>
               </m:r>
             </m:sub>
-            <m:sup>
-              <m:r>
-                <m:rPr>
-                  <m:sty m:val="p"/>
-                </m:rPr>
-                <m:t>†</m:t>
-              </m:r>
-            </m:sup>
-          </m:sSubSup>
+          </m:sSub>
           <m:r>
             <m:rPr>
               <m:sty m:val="p"/>
             </m:rPr>
             <m:t>=</m:t>
           </m:r>
-          <m:sSup>
-            <m:e>
-              <m:r>
-                <m:rPr>
-                  <m:sty m:val="p"/>
-                  <m:scr m:val="monospace"/>
-                </m:rPr>
-                <m:t>T</m:t>
-              </m:r>
-              <m:r>
-                <m:rPr>
-                  <m:sty m:val="p"/>
-                  <m:scr m:val="monospace"/>
-                </m:rPr>
-                <m:t>r</m:t>
-              </m:r>
-              <m:r>
-                <m:rPr>
-                  <m:sty m:val="p"/>
-                  <m:scr m:val="monospace"/>
-                </m:rPr>
-                <m:t>O</m:t>
-              </m:r>
-              <m:r>
-                <m:rPr>
-                  <m:sty m:val="p"/>
-                  <m:scr m:val="monospace"/>
-                </m:rPr>
-                <m:t>w</m:t>
-              </m:r>
-              <m:r>
-                <m:rPr>
-                  <m:sty m:val="p"/>
-                  <m:scr m:val="monospace"/>
-                </m:rPr>
-                <m:t>n</m:t>
-              </m:r>
-              <m:r>
-                <m:rPr>
-                  <m:sty m:val="p"/>
-                  <m:scr m:val="monospace"/>
-                </m:rPr>
-                <m:t>A</m:t>
-              </m:r>
-              <m:r>
-                <m:rPr>
-                  <m:sty m:val="p"/>
-                  <m:scr m:val="monospace"/>
-                </m:rPr>
-                <m:t>d</m:t>
-              </m:r>
-              <m:r>
-                <m:rPr>
-                  <m:sty m:val="p"/>
-                  <m:scr m:val="monospace"/>
-                </m:rPr>
-                <m:t>j</m:t>
-              </m:r>
-            </m:e>
-            <m:sup>
-              <m:r>
-                <m:rPr>
-                  <m:sty m:val="p"/>
-                </m:rPr>
-                <m:t>†</m:t>
-              </m:r>
-            </m:sup>
-          </m:sSup>
-          <m:r>
-            <m:rPr>
-              <m:sty m:val="p"/>
-            </m:rPr>
-            <m:t>⋅</m:t>
-          </m:r>
-          <m:sSubSup>
-            <m:e>
-              <m:r>
-                <m:rPr>
-                  <m:sty m:val="p"/>
-                  <m:scr m:val="monospace"/>
-                </m:rPr>
-                <m:t>t</m:t>
-              </m:r>
-              <m:r>
-                <m:rPr>
-                  <m:sty m:val="p"/>
-                  <m:scr m:val="monospace"/>
-                </m:rPr>
-                <m:t>r</m:t>
-              </m:r>
-              <m:r>
-                <m:rPr>
-                  <m:sty m:val="p"/>
-                  <m:scr m:val="monospace"/>
-                </m:rPr>
-                <m:t>o</m:t>
-              </m:r>
-              <m:r>
-                <m:rPr>
-                  <m:sty m:val="p"/>
-                  <m:scr m:val="monospace"/>
-                </m:rPr>
-                <m:t>w</m:t>
-              </m:r>
-              <m:r>
-                <m:rPr>
-                  <m:sty m:val="p"/>
-                  <m:scr m:val="monospace"/>
-                </m:rPr>
-                <m:t>n</m:t>
-              </m:r>
-              <m:r>
-                <m:rPr>
-                  <m:sty m:val="p"/>
-                  <m:scr m:val="monospace"/>
-                </m:rPr>
-                <m:t>t</m:t>
-              </m:r>
-            </m:e>
-            <m:sub>
-              <m:r>
-                <m:t>t</m:t>
-              </m:r>
-            </m:sub>
-            <m:sup>
-              <m:r>
-                <m:rPr>
-                  <m:sty m:val="p"/>
-                </m:rPr>
-                <m:t>†</m:t>
-              </m:r>
-            </m:sup>
-          </m:sSubSup>
-          <m:r>
-            <m:rPr>
-              <m:sty m:val="p"/>
-            </m:rPr>
-            <m:t>+</m:t>
+          <m:r>
+            <m:rPr>
+              <m:sty m:val="p"/>
+              <m:scr m:val="monospace"/>
+            </m:rPr>
+            <m:t>t</m:t>
+          </m:r>
+          <m:r>
+            <m:rPr>
+              <m:sty m:val="p"/>
+              <m:scr m:val="monospace"/>
+            </m:rPr>
+            <m:t>r</m:t>
+          </m:r>
+          <m:r>
+            <m:rPr>
+              <m:sty m:val="p"/>
+              <m:scr m:val="monospace"/>
+            </m:rPr>
+            <m:t>s</m:t>
+          </m:r>
+          <m:r>
+            <m:rPr>
+              <m:sty m:val="p"/>
+              <m:scr m:val="monospace"/>
+            </m:rPr>
+            <m:t>a</m:t>
+          </m:r>
+          <m:r>
+            <m:rPr>
+              <m:sty m:val="p"/>
+              <m:scr m:val="monospace"/>
+            </m:rPr>
+            <m:t>t</m:t>
+          </m:r>
+          <m:r>
+            <m:t> </m:t>
           </m:r>
           <m:d>
             <m:dPr>
@@ -15990,83 +15871,102 @@
                 </m:rPr>
                 <m:t>−</m:t>
               </m:r>
+              <m:r>
+                <m:rPr>
+                  <m:sty m:val="p"/>
+                  <m:scr m:val="monospace"/>
+                </m:rPr>
+                <m:t>f</m:t>
+              </m:r>
+              <m:r>
+                <m:rPr>
+                  <m:sty m:val="p"/>
+                  <m:scr m:val="monospace"/>
+                </m:rPr>
+                <m:t>s</m:t>
+              </m:r>
+              <m:r>
+                <m:rPr>
+                  <m:sty m:val="p"/>
+                  <m:scr m:val="monospace"/>
+                </m:rPr>
+                <m:t>h</m:t>
+              </m:r>
+            </m:e>
+          </m:d>
+          <m:r>
+            <m:t> </m:t>
+          </m:r>
+          <m:sSup>
+            <m:e>
+              <m:r>
+                <m:t>e</m:t>
+              </m:r>
+            </m:e>
+            <m:sup>
+              <m:r>
+                <m:t>a</m:t>
+              </m:r>
+              <m:r>
+                <m:t> </m:t>
+              </m:r>
               <m:sSup>
                 <m:e>
                   <m:r>
-                    <m:rPr>
-                      <m:sty m:val="p"/>
-                      <m:scr m:val="monospace"/>
-                    </m:rPr>
-                    <m:t>T</m:t>
-                  </m:r>
-                  <m:r>
-                    <m:rPr>
-                      <m:sty m:val="p"/>
-                      <m:scr m:val="monospace"/>
-                    </m:rPr>
-                    <m:t>r</m:t>
-                  </m:r>
-                  <m:r>
-                    <m:rPr>
-                      <m:sty m:val="p"/>
-                      <m:scr m:val="monospace"/>
-                    </m:rPr>
-                    <m:t>O</m:t>
-                  </m:r>
-                  <m:r>
-                    <m:rPr>
-                      <m:sty m:val="p"/>
-                      <m:scr m:val="monospace"/>
-                    </m:rPr>
-                    <m:t>w</m:t>
-                  </m:r>
-                  <m:r>
-                    <m:rPr>
-                      <m:sty m:val="p"/>
-                      <m:scr m:val="monospace"/>
-                    </m:rPr>
-                    <m:t>n</m:t>
-                  </m:r>
-                  <m:r>
-                    <m:rPr>
-                      <m:sty m:val="p"/>
-                      <m:scr m:val="monospace"/>
-                    </m:rPr>
-                    <m:t>A</m:t>
-                  </m:r>
-                  <m:r>
-                    <m:rPr>
-                      <m:sty m:val="p"/>
-                      <m:scr m:val="monospace"/>
-                    </m:rPr>
-                    <m:t>d</m:t>
-                  </m:r>
-                  <m:r>
-                    <m:rPr>
-                      <m:sty m:val="p"/>
-                      <m:scr m:val="monospace"/>
-                    </m:rPr>
-                    <m:t>j</m:t>
+                    <m:t>e</m:t>
                   </m:r>
                 </m:e>
                 <m:sup>
                   <m:r>
-                    <m:rPr>
-                      <m:sty m:val="p"/>
-                    </m:rPr>
-                    <m:t>†</m:t>
-                  </m:r>
+                    <m:t>b</m:t>
+                  </m:r>
+                  <m:r>
+                    <m:t> </m:t>
+                  </m:r>
+                  <m:sSub>
+                    <m:e>
+                      <m:r>
+                        <m:rPr>
+                          <m:sty m:val="p"/>
+                          <m:scr m:val="monospace"/>
+                        </m:rPr>
+                        <m:t>g</m:t>
+                      </m:r>
+                      <m:r>
+                        <m:rPr>
+                          <m:sty m:val="p"/>
+                          <m:scr m:val="monospace"/>
+                        </m:rPr>
+                        <m:t>p</m:t>
+                      </m:r>
+                      <m:r>
+                        <m:rPr>
+                          <m:sty m:val="p"/>
+                          <m:scr m:val="monospace"/>
+                        </m:rPr>
+                        <m:t>c</m:t>
+                      </m:r>
+                    </m:e>
+                    <m:sub>
+                      <m:r>
+                        <m:t>t</m:t>
+                      </m:r>
+                    </m:sub>
+                  </m:sSub>
                 </m:sup>
               </m:sSup>
-            </m:e>
-          </m:d>
-          <m:r>
-            <m:rPr>
-              <m:sty m:val="p"/>
-            </m:rPr>
-            <m:t>⋅</m:t>
-          </m:r>
-          <m:sSubSup>
+            </m:sup>
+          </m:sSup>
+          <m:r>
+            <m:rPr>
+              <m:sty m:val="p"/>
+            </m:rPr>
+            <m:t>,</m:t>
+          </m:r>
+          <m:r>
+            <m:t> </m:t>
+          </m:r>
+          <m:sSub>
             <m:e>
               <m:r>
                 <m:rPr>
@@ -16087,27 +15987,194 @@
                   <m:sty m:val="p"/>
                   <m:scr m:val="monospace"/>
                 </m:rPr>
-                <m:t>o</m:t>
-              </m:r>
-              <m:r>
-                <m:rPr>
-                  <m:sty m:val="p"/>
-                  <m:scr m:val="monospace"/>
-                </m:rPr>
-                <m:t>w</m:t>
-              </m:r>
-              <m:r>
-                <m:rPr>
-                  <m:sty m:val="p"/>
-                  <m:scr m:val="monospace"/>
-                </m:rPr>
-                <m:t>n</m:t>
+                <m:t>g</m:t>
+              </m:r>
+              <m:r>
+                <m:rPr>
+                  <m:sty m:val="p"/>
+                  <m:scr m:val="monospace"/>
+                </m:rPr>
+                <m:t>t</m:t>
+              </m:r>
+              <m:r>
+                <m:rPr>
+                  <m:sty m:val="p"/>
+                  <m:scr m:val="monospace"/>
+                </m:rPr>
+                <m:t>p</m:t>
               </m:r>
             </m:e>
             <m:sub>
               <m:r>
                 <m:t>t</m:t>
               </m:r>
+            </m:sub>
+          </m:sSub>
+          <m:r>
+            <m:rPr>
+              <m:sty m:val="p"/>
+            </m:rPr>
+            <m:t>=</m:t>
+          </m:r>
+          <m:sSub>
+            <m:e>
+              <m:r>
+                <m:rPr>
+                  <m:sty m:val="p"/>
+                  <m:scr m:val="monospace"/>
+                </m:rPr>
+                <m:t>t</m:t>
+              </m:r>
+              <m:r>
+                <m:rPr>
+                  <m:sty m:val="p"/>
+                  <m:scr m:val="monospace"/>
+                </m:rPr>
+                <m:t>r</m:t>
+              </m:r>
+              <m:r>
+                <m:rPr>
+                  <m:sty m:val="p"/>
+                  <m:scr m:val="monospace"/>
+                </m:rPr>
+                <m:t>s</m:t>
+              </m:r>
+              <m:r>
+                <m:rPr>
+                  <m:sty m:val="p"/>
+                  <m:scr m:val="monospace"/>
+                </m:rPr>
+                <m:t>a</m:t>
+              </m:r>
+              <m:r>
+                <m:rPr>
+                  <m:sty m:val="p"/>
+                  <m:scr m:val="monospace"/>
+                </m:rPr>
+                <m:t>t</m:t>
+              </m:r>
+              <m:r>
+                <m:rPr>
+                  <m:sty m:val="p"/>
+                  <m:scr m:val="monospace"/>
+                </m:rPr>
+                <m:t>q</m:t>
+              </m:r>
+            </m:e>
+            <m:sub>
+              <m:r>
+                <m:t>t</m:t>
+              </m:r>
+            </m:sub>
+          </m:sSub>
+          <m:r>
+            <m:t> </m:t>
+          </m:r>
+          <m:sSup>
+            <m:e>
+              <m:r>
+                <m:t>e</m:t>
+              </m:r>
+            </m:e>
+            <m:sup>
+              <m:r>
+                <m:t>a</m:t>
+              </m:r>
+              <m:r>
+                <m:t> </m:t>
+              </m:r>
+              <m:sSup>
+                <m:e>
+                  <m:r>
+                    <m:t>e</m:t>
+                  </m:r>
+                </m:e>
+                <m:sup>
+                  <m:r>
+                    <m:t>b</m:t>
+                  </m:r>
+                  <m:r>
+                    <m:t> </m:t>
+                  </m:r>
+                  <m:sSub>
+                    <m:e>
+                      <m:r>
+                        <m:rPr>
+                          <m:sty m:val="p"/>
+                          <m:scr m:val="monospace"/>
+                        </m:rPr>
+                        <m:t>g</m:t>
+                      </m:r>
+                      <m:r>
+                        <m:rPr>
+                          <m:sty m:val="p"/>
+                          <m:scr m:val="monospace"/>
+                        </m:rPr>
+                        <m:t>p</m:t>
+                      </m:r>
+                      <m:r>
+                        <m:rPr>
+                          <m:sty m:val="p"/>
+                          <m:scr m:val="monospace"/>
+                        </m:rPr>
+                        <m:t>c</m:t>
+                      </m:r>
+                    </m:e>
+                    <m:sub>
+                      <m:r>
+                        <m:t>t</m:t>
+                      </m:r>
+                    </m:sub>
+                  </m:sSub>
+                </m:sup>
+              </m:sSup>
+            </m:sup>
+          </m:sSup>
+          <m:r>
+            <m:t> </m:t>
+          </m:r>
+          <m:sSub>
+            <m:e>
+              <m:r>
+                <m:rPr>
+                  <m:sty m:val="p"/>
+                  <m:scr m:val="monospace"/>
+                </m:rPr>
+                <m:t>t</m:t>
+              </m:r>
+              <m:r>
+                <m:rPr>
+                  <m:sty m:val="p"/>
+                  <m:scr m:val="monospace"/>
+                </m:rPr>
+                <m:t>r</m:t>
+              </m:r>
+              <m:r>
+                <m:rPr>
+                  <m:sty m:val="p"/>
+                  <m:scr m:val="monospace"/>
+                </m:rPr>
+                <m:t>j</m:t>
+              </m:r>
+              <m:r>
+                <m:rPr>
+                  <m:sty m:val="p"/>
+                  <m:scr m:val="monospace"/>
+                </m:rPr>
+                <m:t>j</m:t>
+              </m:r>
+              <m:r>
+                <m:rPr>
+                  <m:sty m:val="p"/>
+                  <m:scr m:val="monospace"/>
+                </m:rPr>
+                <m:t>p</m:t>
+              </m:r>
+            </m:e>
+            <m:sub>
+              <m:r>
+                <m:t>t</m:t>
+              </m:r>
               <m:r>
                 <m:rPr>
                   <m:sty m:val="p"/>
@@ -16118,15 +16185,23 @@
                 <m:t>1</m:t>
               </m:r>
             </m:sub>
-            <m:sup>
-              <m:r>
-                <m:rPr>
-                  <m:sty m:val="p"/>
-                </m:rPr>
-                <m:t>†</m:t>
-              </m:r>
-            </m:sup>
-          </m:sSubSup>
+          </m:sSub>
+          <m:r>
+            <m:rPr>
+              <m:sty m:val="p"/>
+            </m:rPr>
+            <m:t>;</m:t>
+          </m:r>
+          <m:r>
+            <m:t> </m:t>
+          </m:r>
+          <m:r>
+            <m:rPr>
+              <m:nor/>
+              <m:sty m:val="p"/>
+            </m:rPr>
+            <m:t>ownership moves towards the target by partial adjustment, growth capped</m:t>
+          </m:r>
         </m:oMath>
       </m:oMathPara>
     </w:p>
@@ -16216,7 +16291,7 @@
           <m:jc m:val="center"/>
         </m:oMathParaPr>
         <m:oMath>
-          <m:sSubSup>
+          <m:sSub>
             <m:e>
               <m:r>
                 <m:rPr>
@@ -16237,14 +16312,21 @@
                   <m:sty m:val="p"/>
                   <m:scr m:val="monospace"/>
                 </m:rPr>
-                <m:t>e</m:t>
-              </m:r>
-              <m:r>
-                <m:rPr>
-                  <m:sty m:val="p"/>
-                  <m:scr m:val="monospace"/>
-                </m:rPr>
-                <m:t>v</m:t>
+                <m:t>l</m:t>
+              </m:r>
+              <m:r>
+                <m:rPr>
+                  <m:sty m:val="p"/>
+                  <m:scr m:val="monospace"/>
+                </m:rPr>
+                <m:t>g</m:t>
+              </m:r>
+              <m:r>
+                <m:rPr>
+                  <m:sty m:val="p"/>
+                  <m:scr m:val="monospace"/>
+                </m:rPr>
+                <m:t>n</m:t>
               </m:r>
             </m:e>
             <m:sub>
@@ -16252,15 +16334,7 @@
                 <m:t>t</m:t>
               </m:r>
             </m:sub>
-            <m:sup>
-              <m:r>
-                <m:rPr>
-                  <m:sty m:val="p"/>
-                </m:rPr>
-                <m:t>†</m:t>
-              </m:r>
-            </m:sup>
-          </m:sSubSup>
+          </m:sSub>
           <m:r>
             <m:rPr>
               <m:sty m:val="p"/>
@@ -16273,10 +16347,27 @@
             </m:fPr>
             <m:num>
               <m:r>
+                <m:t>1</m:t>
+              </m:r>
+            </m:num>
+            <m:den>
+              <m:r>
+                <m:t>1</m:t>
+              </m:r>
+              <m:r>
+                <m:rPr>
+                  <m:sty m:val="p"/>
+                </m:rPr>
+                <m:t>+</m:t>
+              </m:r>
+              <m:r>
                 <m:rPr>
                   <m:sty m:val="p"/>
                 </m:rPr>
                 <m:t>exp</m:t>
+              </m:r>
+              <m:r>
+                <m:t>​</m:t>
               </m:r>
               <m:d>
                 <m:dPr>
@@ -16296,73 +16387,17 @@
                     <m:t>k</m:t>
                   </m:r>
                   <m:r>
-                    <m:rPr>
-                      <m:sty m:val="p"/>
-                    </m:rPr>
-                    <m:t>⋅</m:t>
-                  </m:r>
-                  <m:sSubSup>
+                    <m:t> </m:t>
+                  </m:r>
+                  <m:d>
+                    <m:dPr>
+                      <m:begChr m:val="("/>
+                      <m:endChr m:val=")"/>
+                      <m:sepChr m:val=""/>
+                      <m:grow/>
+                    </m:dPr>
                     <m:e>
-                      <m:r>
-                        <m:rPr>
-                          <m:sty m:val="p"/>
-                          <m:scr m:val="monospace"/>
-                        </m:rPr>
-                        <m:t>t</m:t>
-                      </m:r>
-                      <m:r>
-                        <m:rPr>
-                          <m:sty m:val="p"/>
-                          <m:scr m:val="monospace"/>
-                        </m:rPr>
-                        <m:t>c</m:t>
-                      </m:r>
-                      <m:r>
-                        <m:rPr>
-                          <m:sty m:val="p"/>
-                          <m:scr m:val="monospace"/>
-                        </m:rPr>
-                        <m:t>o</m:t>
-                      </m:r>
-                    </m:e>
-                    <m:sub>
-                      <m:r>
-                        <m:t>e</m:t>
-                      </m:r>
-                      <m:r>
-                        <m:t>v</m:t>
-                      </m:r>
-                      <m:r>
-                        <m:rPr>
-                          <m:sty m:val="p"/>
-                        </m:rPr>
-                        <m:t>,</m:t>
-                      </m:r>
-                      <m:r>
-                        <m:t>t</m:t>
-                      </m:r>
-                    </m:sub>
-                    <m:sup>
-                      <m:r>
-                        <m:rPr>
-                          <m:sty m:val="p"/>
-                        </m:rPr>
-                        <m:t>†</m:t>
-                      </m:r>
-                    </m:sup>
-                  </m:sSubSup>
-                  <m:r>
-                    <m:rPr>
-                      <m:sty m:val="p"/>
-                    </m:rPr>
-                    <m:t>/</m:t>
-                  </m:r>
-                  <m:sSub>
-                    <m:e>
-                      <m:bar>
-                        <m:barPr>
-                          <m:pos m:val="top"/>
-                        </m:barPr>
+                      <m:sSub>
                         <m:e>
                           <m:r>
                             <m:rPr>
@@ -16376,124 +16411,116 @@
                               <m:sty m:val="p"/>
                               <m:scr m:val="monospace"/>
                             </m:rPr>
-                            <m:t>c</m:t>
+                            <m:t>r</m:t>
                           </m:r>
                           <m:r>
                             <m:rPr>
                               <m:sty m:val="p"/>
                               <m:scr m:val="monospace"/>
                             </m:rPr>
-                            <m:t>o</m:t>
+                            <m:t>p</m:t>
+                          </m:r>
+                          <m:r>
+                            <m:rPr>
+                              <m:sty m:val="p"/>
+                              <m:scr m:val="monospace"/>
+                            </m:rPr>
+                            <m:t>k</m:t>
+                          </m:r>
+                          <m:r>
+                            <m:rPr>
+                              <m:sty m:val="p"/>
+                              <m:scr m:val="monospace"/>
+                            </m:rPr>
+                            <m:t>p</m:t>
+                          </m:r>
+                          <m:r>
+                            <m:rPr>
+                              <m:sty m:val="p"/>
+                              <m:scr m:val="monospace"/>
+                            </m:rPr>
+                            <m:t>b</m:t>
+                          </m:r>
+                          <m:r>
+                            <m:rPr>
+                              <m:sty m:val="p"/>
+                              <m:scr m:val="monospace"/>
+                            </m:rPr>
+                            <m:t>n</m:t>
                           </m:r>
                         </m:e>
-                      </m:bar>
-                    </m:e>
-                    <m:sub>
-                      <m:r>
-                        <m:t>t</m:t>
-                      </m:r>
-                    </m:sub>
-                  </m:sSub>
-                </m:e>
-              </m:d>
-            </m:num>
-            <m:den>
-              <m:nary>
-                <m:naryPr>
-                  <m:chr m:val="∑"/>
-                  <m:limLoc m:val="undOvr"/>
-                  <m:subHide m:val="off"/>
-                  <m:supHide m:val="on"/>
-                </m:naryPr>
-                <m:sub>
-                  <m:r>
-                    <m:t>v</m:t>
-                  </m:r>
-                </m:sub>
-                <m:sup>
-                  <m:r>
-                    <m:t>​</m:t>
-                  </m:r>
-                </m:sup>
-                <m:e>
-                  <m:r>
-                    <m:rPr>
-                      <m:sty m:val="p"/>
-                    </m:rPr>
-                    <m:t>exp</m:t>
-                  </m:r>
-                </m:e>
-              </m:nary>
-              <m:d>
-                <m:dPr>
-                  <m:begChr m:val="("/>
-                  <m:endChr m:val=")"/>
-                  <m:sepChr m:val=""/>
-                  <m:grow/>
-                </m:dPr>
-                <m:e>
-                  <m:r>
-                    <m:rPr>
-                      <m:sty m:val="p"/>
-                    </m:rPr>
-                    <m:t>−</m:t>
-                  </m:r>
-                  <m:r>
-                    <m:t>k</m:t>
-                  </m:r>
-                  <m:r>
-                    <m:rPr>
-                      <m:sty m:val="p"/>
-                    </m:rPr>
-                    <m:t>⋅</m:t>
-                  </m:r>
-                  <m:sSubSup>
-                    <m:e>
-                      <m:r>
-                        <m:rPr>
-                          <m:sty m:val="p"/>
-                          <m:scr m:val="monospace"/>
-                        </m:rPr>
-                        <m:t>t</m:t>
-                      </m:r>
-                      <m:r>
-                        <m:rPr>
-                          <m:sty m:val="p"/>
-                          <m:scr m:val="monospace"/>
-                        </m:rPr>
-                        <m:t>c</m:t>
-                      </m:r>
-                      <m:r>
-                        <m:rPr>
-                          <m:sty m:val="p"/>
-                          <m:scr m:val="monospace"/>
-                        </m:rPr>
-                        <m:t>o</m:t>
-                      </m:r>
-                    </m:e>
-                    <m:sub>
-                      <m:r>
-                        <m:t>v</m:t>
-                      </m:r>
+                        <m:sub>
+                          <m:r>
+                            <m:t>t</m:t>
+                          </m:r>
+                        </m:sub>
+                      </m:sSub>
                       <m:r>
                         <m:rPr>
                           <m:sty m:val="p"/>
                         </m:rPr>
-                        <m:t>,</m:t>
+                        <m:t>−</m:t>
                       </m:r>
-                      <m:r>
-                        <m:t>t</m:t>
-                      </m:r>
-                    </m:sub>
-                    <m:sup>
-                      <m:r>
-                        <m:rPr>
-                          <m:sty m:val="p"/>
-                        </m:rPr>
-                        <m:t>†</m:t>
-                      </m:r>
-                    </m:sup>
-                  </m:sSubSup>
+                      <m:sSub>
+                        <m:e>
+                          <m:r>
+                            <m:rPr>
+                              <m:sty m:val="p"/>
+                              <m:scr m:val="monospace"/>
+                            </m:rPr>
+                            <m:t>t</m:t>
+                          </m:r>
+                          <m:r>
+                            <m:rPr>
+                              <m:sty m:val="p"/>
+                              <m:scr m:val="monospace"/>
+                            </m:rPr>
+                            <m:t>r</m:t>
+                          </m:r>
+                          <m:r>
+                            <m:rPr>
+                              <m:sty m:val="p"/>
+                              <m:scr m:val="monospace"/>
+                            </m:rPr>
+                            <m:t>p</m:t>
+                          </m:r>
+                          <m:r>
+                            <m:rPr>
+                              <m:sty m:val="p"/>
+                              <m:scr m:val="monospace"/>
+                            </m:rPr>
+                            <m:t>k</m:t>
+                          </m:r>
+                          <m:r>
+                            <m:rPr>
+                              <m:sty m:val="p"/>
+                              <m:scr m:val="monospace"/>
+                            </m:rPr>
+                            <m:t>p</m:t>
+                          </m:r>
+                          <m:r>
+                            <m:rPr>
+                              <m:sty m:val="p"/>
+                              <m:scr m:val="monospace"/>
+                            </m:rPr>
+                            <m:t>i</m:t>
+                          </m:r>
+                          <m:r>
+                            <m:rPr>
+                              <m:sty m:val="p"/>
+                              <m:scr m:val="monospace"/>
+                            </m:rPr>
+                            <m:t>n</m:t>
+                          </m:r>
+                        </m:e>
+                        <m:sub>
+                          <m:r>
+                            <m:t>t</m:t>
+                          </m:r>
+                        </m:sub>
+                      </m:sSub>
+                    </m:e>
+                  </m:d>
                   <m:r>
                     <m:rPr>
                       <m:sty m:val="p"/>
@@ -16541,6 +16568,67 @@
               </m:d>
             </m:den>
           </m:f>
+          <m:r>
+            <m:t> </m:t>
+          </m:r>
+          <m:r>
+            <m:rPr>
+              <m:nor/>
+              <m:sty m:val="p"/>
+            </m:rPr>
+            <m:t>(ICEV share of new purchases; BEV </m:t>
+          </m:r>
+          <m:r>
+            <m:t>1</m:t>
+          </m:r>
+          <m:r>
+            <m:rPr>
+              <m:sty m:val="p"/>
+            </m:rPr>
+            <m:t>−</m:t>
+          </m:r>
+          <m:r>
+            <m:rPr>
+              <m:sty m:val="p"/>
+              <m:scr m:val="monospace"/>
+            </m:rPr>
+            <m:t>t</m:t>
+          </m:r>
+          <m:r>
+            <m:rPr>
+              <m:sty m:val="p"/>
+              <m:scr m:val="monospace"/>
+            </m:rPr>
+            <m:t>r</m:t>
+          </m:r>
+          <m:r>
+            <m:rPr>
+              <m:sty m:val="p"/>
+              <m:scr m:val="monospace"/>
+            </m:rPr>
+            <m:t>l</m:t>
+          </m:r>
+          <m:r>
+            <m:rPr>
+              <m:sty m:val="p"/>
+              <m:scr m:val="monospace"/>
+            </m:rPr>
+            <m:t>g</m:t>
+          </m:r>
+          <m:r>
+            <m:rPr>
+              <m:sty m:val="p"/>
+              <m:scr m:val="monospace"/>
+            </m:rPr>
+            <m:t>n</m:t>
+          </m:r>
+          <m:r>
+            <m:rPr>
+              <m:nor/>
+              <m:sty m:val="p"/>
+            </m:rPr>
+            <m:t>)</m:t>
+          </m:r>
         </m:oMath>
       </m:oMathPara>
     </w:p>
@@ -16573,7 +16661,7 @@
           <m:jc m:val="center"/>
         </m:oMathParaPr>
         <m:oMath>
-          <m:sSubSup>
+          <m:sSub>
             <m:e>
               <m:r>
                 <m:rPr>
@@ -16601,7 +16689,14 @@
                   <m:sty m:val="p"/>
                   <m:scr m:val="monospace"/>
                 </m:rPr>
-                <m:t>c</m:t>
+                <m:t>u</m:t>
+              </m:r>
+              <m:r>
+                <m:rPr>
+                  <m:sty m:val="p"/>
+                  <m:scr m:val="monospace"/>
+                </m:rPr>
+                <m:t>p</m:t>
               </m:r>
             </m:e>
             <m:sub>
@@ -16618,101 +16713,12 @@
                 <m:t>t</m:t>
               </m:r>
             </m:sub>
-            <m:sup>
-              <m:r>
-                <m:rPr>
-                  <m:sty m:val="p"/>
-                </m:rPr>
-                <m:t>†</m:t>
-              </m:r>
-            </m:sup>
-          </m:sSubSup>
+          </m:sSub>
           <m:r>
             <m:rPr>
               <m:sty m:val="p"/>
             </m:rPr>
             <m:t>=</m:t>
-          </m:r>
-          <m:nary>
-            <m:naryPr>
-              <m:chr m:val="∑"/>
-              <m:limLoc m:val="undOvr"/>
-              <m:subHide m:val="off"/>
-              <m:supHide m:val="on"/>
-            </m:naryPr>
-            <m:sub>
-              <m:r>
-                <m:t>v</m:t>
-              </m:r>
-            </m:sub>
-            <m:sup>
-              <m:r>
-                <m:t>​</m:t>
-              </m:r>
-            </m:sup>
-            <m:e>
-              <m:sSub>
-                <m:e>
-                  <m:r>
-                    <m:rPr>
-                      <m:sty m:val="p"/>
-                      <m:scr m:val="monospace"/>
-                    </m:rPr>
-                    <m:t>t</m:t>
-                  </m:r>
-                  <m:r>
-                    <m:rPr>
-                      <m:sty m:val="p"/>
-                      <m:scr m:val="monospace"/>
-                    </m:rPr>
-                    <m:t>r</m:t>
-                  </m:r>
-                  <m:r>
-                    <m:rPr>
-                      <m:sty m:val="p"/>
-                      <m:scr m:val="monospace"/>
-                    </m:rPr>
-                    <m:t>k</m:t>
-                  </m:r>
-                  <m:r>
-                    <m:rPr>
-                      <m:sty m:val="p"/>
-                      <m:scr m:val="monospace"/>
-                    </m:rPr>
-                    <m:t>m</m:t>
-                  </m:r>
-                </m:e>
-                <m:sub>
-                  <m:r>
-                    <m:t>v</m:t>
-                  </m:r>
-                  <m:r>
-                    <m:rPr>
-                      <m:sty m:val="p"/>
-                    </m:rPr>
-                    <m:t>,</m:t>
-                  </m:r>
-                  <m:r>
-                    <m:t>f</m:t>
-                  </m:r>
-                  <m:r>
-                    <m:rPr>
-                      <m:sty m:val="p"/>
-                    </m:rPr>
-                    <m:t>,</m:t>
-                  </m:r>
-                  <m:r>
-                    <m:t>t</m:t>
-                  </m:r>
-                </m:sub>
-              </m:sSub>
-            </m:e>
-          </m:nary>
-          <m:r>
-            <m:rPr>
-              <m:sty m:val="p"/>
-            </m:rPr>
-            <m:t>⋅</m:t>
           </m:r>
           <m:sSub>
             <m:e>
@@ -16735,34 +16741,25 @@
                   <m:sty m:val="p"/>
                   <m:scr m:val="monospace"/>
                 </m:rPr>
-                <m:t>a</m:t>
-              </m:r>
-              <m:r>
-                <m:rPr>
-                  <m:sty m:val="p"/>
-                  <m:scr m:val="monospace"/>
-                </m:rPr>
-                <m:t>f</m:t>
-              </m:r>
-              <m:r>
-                <m:rPr>
-                  <m:sty m:val="p"/>
-                  <m:scr m:val="monospace"/>
-                </m:rPr>
-                <m:t>g</m:t>
+                <m:t>b</m:t>
+              </m:r>
+              <m:r>
+                <m:rPr>
+                  <m:sty m:val="p"/>
+                  <m:scr m:val="monospace"/>
+                </m:rPr>
+                <m:t>k</m:t>
+              </m:r>
+              <m:r>
+                <m:rPr>
+                  <m:sty m:val="p"/>
+                  <m:scr m:val="monospace"/>
+                </m:rPr>
+                <m:t>m</m:t>
               </m:r>
             </m:e>
             <m:sub>
               <m:r>
-                <m:t>v</m:t>
-              </m:r>
-              <m:r>
-                <m:rPr>
-                  <m:sty m:val="p"/>
-                </m:rPr>
-                <m:t>,</m:t>
-              </m:r>
-              <m:r>
                 <m:t>f</m:t>
               </m:r>
               <m:r>
@@ -16776,6 +16773,226 @@
               </m:r>
             </m:sub>
           </m:sSub>
+          <m:r>
+            <m:rPr>
+              <m:sty m:val="p"/>
+            </m:rPr>
+            <m:t>/</m:t>
+          </m:r>
+          <m:sSub>
+            <m:e>
+              <m:r>
+                <m:rPr>
+                  <m:sty m:val="p"/>
+                  <m:scr m:val="monospace"/>
+                </m:rPr>
+                <m:t>f</m:t>
+              </m:r>
+              <m:r>
+                <m:rPr>
+                  <m:sty m:val="p"/>
+                  <m:scr m:val="monospace"/>
+                </m:rPr>
+                <m:t>s</m:t>
+              </m:r>
+              <m:r>
+                <m:rPr>
+                  <m:sty m:val="p"/>
+                  <m:scr m:val="monospace"/>
+                </m:rPr>
+                <m:t>c</m:t>
+              </m:r>
+            </m:e>
+            <m:sub>
+              <m:r>
+                <m:t>f</m:t>
+              </m:r>
+              <m:r>
+                <m:rPr>
+                  <m:sty m:val="p"/>
+                </m:rPr>
+                <m:t>,</m:t>
+              </m:r>
+              <m:r>
+                <m:t>t</m:t>
+              </m:r>
+            </m:sub>
+          </m:sSub>
+          <m:r>
+            <m:rPr>
+              <m:sty m:val="p"/>
+            </m:rPr>
+            <m:t>,</m:t>
+          </m:r>
+          <m:r>
+            <m:t> </m:t>
+          </m:r>
+          <m:sSub>
+            <m:e>
+              <m:r>
+                <m:rPr>
+                  <m:sty m:val="p"/>
+                  <m:scr m:val="monospace"/>
+                </m:rPr>
+                <m:t>t</m:t>
+              </m:r>
+              <m:r>
+                <m:rPr>
+                  <m:sty m:val="p"/>
+                  <m:scr m:val="monospace"/>
+                </m:rPr>
+                <m:t>r</m:t>
+              </m:r>
+              <m:r>
+                <m:rPr>
+                  <m:sty m:val="p"/>
+                  <m:scr m:val="monospace"/>
+                </m:rPr>
+                <m:t>b</m:t>
+              </m:r>
+              <m:r>
+                <m:rPr>
+                  <m:sty m:val="p"/>
+                  <m:scr m:val="monospace"/>
+                </m:rPr>
+                <m:t>k</m:t>
+              </m:r>
+              <m:r>
+                <m:rPr>
+                  <m:sty m:val="p"/>
+                  <m:scr m:val="monospace"/>
+                </m:rPr>
+                <m:t>m</m:t>
+              </m:r>
+            </m:e>
+            <m:sub>
+              <m:r>
+                <m:t>f</m:t>
+              </m:r>
+              <m:r>
+                <m:rPr>
+                  <m:sty m:val="p"/>
+                </m:rPr>
+                <m:t>,</m:t>
+              </m:r>
+              <m:r>
+                <m:t>t</m:t>
+              </m:r>
+            </m:sub>
+          </m:sSub>
+          <m:r>
+            <m:rPr>
+              <m:sty m:val="p"/>
+            </m:rPr>
+            <m:t>=</m:t>
+          </m:r>
+          <m:sSub>
+            <m:e>
+              <m:r>
+                <m:rPr>
+                  <m:sty m:val="p"/>
+                  <m:scr m:val="monospace"/>
+                </m:rPr>
+                <m:t>v</m:t>
+              </m:r>
+              <m:r>
+                <m:rPr>
+                  <m:sty m:val="p"/>
+                  <m:scr m:val="monospace"/>
+                </m:rPr>
+                <m:t>e</m:t>
+              </m:r>
+              <m:r>
+                <m:rPr>
+                  <m:sty m:val="p"/>
+                  <m:scr m:val="monospace"/>
+                </m:rPr>
+                <m:t>h</m:t>
+              </m:r>
+            </m:e>
+            <m:sub>
+              <m:r>
+                <m:t>f</m:t>
+              </m:r>
+              <m:r>
+                <m:rPr>
+                  <m:sty m:val="p"/>
+                </m:rPr>
+                <m:t>,</m:t>
+              </m:r>
+              <m:r>
+                <m:t>t</m:t>
+              </m:r>
+            </m:sub>
+          </m:sSub>
+          <m:r>
+            <m:rPr>
+              <m:sty m:val="p"/>
+            </m:rPr>
+            <m:t>⋅</m:t>
+          </m:r>
+          <m:sSub>
+            <m:e>
+              <m:r>
+                <m:rPr>
+                  <m:sty m:val="p"/>
+                  <m:scr m:val="monospace"/>
+                </m:rPr>
+                <m:t>t</m:t>
+              </m:r>
+              <m:r>
+                <m:rPr>
+                  <m:sty m:val="p"/>
+                  <m:scr m:val="monospace"/>
+                </m:rPr>
+                <m:t>r</m:t>
+              </m:r>
+              <m:r>
+                <m:rPr>
+                  <m:sty m:val="p"/>
+                  <m:scr m:val="monospace"/>
+                </m:rPr>
+                <m:t>v</m:t>
+              </m:r>
+              <m:r>
+                <m:rPr>
+                  <m:sty m:val="p"/>
+                  <m:scr m:val="monospace"/>
+                </m:rPr>
+                <m:t>k</m:t>
+              </m:r>
+              <m:r>
+                <m:rPr>
+                  <m:sty m:val="p"/>
+                  <m:scr m:val="monospace"/>
+                </m:rPr>
+                <m:t>c</m:t>
+              </m:r>
+            </m:e>
+            <m:sub>
+              <m:r>
+                <m:t>f</m:t>
+              </m:r>
+              <m:r>
+                <m:rPr>
+                  <m:sty m:val="p"/>
+                </m:rPr>
+                <m:t>,</m:t>
+              </m:r>
+              <m:r>
+                <m:t>t</m:t>
+              </m:r>
+            </m:sub>
+          </m:sSub>
+          <m:r>
+            <m:rPr>
+              <m:sty m:val="p"/>
+            </m:rPr>
+            <m:t>/</m:t>
+          </m:r>
+          <m:r>
+            <m:t>1000</m:t>
+          </m:r>
         </m:oMath>
       </m:oMathPara>
     </w:p>
@@ -54443,7 +54660,7 @@
         <w:t xml:space="preserve"> </w:t>
       </w:r>
       <w:r>
-        <w:t xml:space="preserve">says whether the symbol is the methodology’s (M) or Excel-AI’s (X). A code marked † is not yet confirmed in the codes map: to be checked and, where the codes map has no code, proposed for it (root NORMS section 3, codes protocol C11).</w:t>
+        <w:t xml:space="preserve">says whether the symbol is the methodology’s (M) or Excel-AI’s (X). A code marked † is a parameter or a data-step value, not an output row of the codes map.</w:t>
       </w:r>
     </w:p>
     <w:p>
